--- a/연구일지/2026-05-05_연구일지.docx
+++ b/연구일지/2026-05-05_연구일지.docx
@@ -377,7 +377,6 @@
         <w:gridCol w:w="100"/>
         <w:gridCol w:w="100"/>
         <w:gridCol w:w="100"/>
-        <w:gridCol w:w="100"/>
       </w:tblGrid>
       <w:tr>
         <w:trPr>
@@ -393,7 +392,7 @@
                 <w:b/>
                 <w:bCs/>
               </w:rPr>
-              <w:t xml:space="preserve">커밋</w:t>
+              <w:t xml:space="preserve">커밋 해시</w:t>
             </w:r>
           </w:p>
         </w:tc>
@@ -421,20 +420,6 @@
                 <w:b/>
                 <w:bCs/>
               </w:rPr>
-              <w:t xml:space="preserve">커밋 메시지</w:t>
-            </w:r>
-          </w:p>
-        </w:tc>
-        <w:tc>
-          <w:tcPr>
-            <w:shd w:fill="E7E6E6" w:color="auto" w:val="clear"/>
-          </w:tcPr>
-          <w:p>
-            <w:r>
-              <w:rPr>
-                <w:b/>
-                <w:bCs/>
-              </w:rPr>
               <w:t xml:space="preserve">변경 통계</w:t>
             </w:r>
           </w:p>
@@ -452,13 +437,6 @@
           <w:p>
             <w:r>
               <w:t xml:space="preserve">배도훈 (dummy1027)</w:t>
-            </w:r>
-          </w:p>
-        </w:tc>
-        <w:tc>
-          <w:p>
-            <w:r>
-              <w:t xml:space="preserve">되겠지</w:t>
             </w:r>
           </w:p>
         </w:tc>

--- a/연구일지/2026-05-05_연구일지.docx
+++ b/연구일지/2026-05-05_연구일지.docx
@@ -35,7 +35,7 @@
     <w:p>
       <w:pPr>
         <w:pStyle w:val="Heading2"/>
-        <w:spacing w:after="120" w:before="240"/>
+        <w:spacing w:after="140" w:before="280"/>
       </w:pPr>
       <w:r>
         <w:rPr>
@@ -76,7 +76,7 @@
           <w:sz w:val="22"/>
           <w:szCs w:val="22"/>
         </w:rPr>
-        <w:t xml:space="preserve">연구 단계: 서버 의존성 확장 단계</w:t>
+        <w:t xml:space="preserve">연구 단계: 오랜만에 돌아와서 의존성 정비</w:t>
       </w:r>
     </w:p>
     <w:p>
@@ -146,7 +146,7 @@
     <w:p>
       <w:pPr>
         <w:pStyle w:val="Heading2"/>
-        <w:spacing w:after="120" w:before="240"/>
+        <w:spacing w:after="140" w:before="280"/>
       </w:pPr>
       <w:r>
         <w:rPr>
@@ -155,25 +155,25 @@
           <w:sz w:val="28"/>
           <w:szCs w:val="28"/>
         </w:rPr>
-        <w:t xml:space="preserve">2. 연구 활동 요약</w:t>
-      </w:r>
-    </w:p>
-    <w:p>
-      <w:pPr>
-        <w:spacing w:after="120"/>
-      </w:pPr>
-      <w:r>
-        <w:rPr>
-          <w:sz w:val="22"/>
-          <w:szCs w:val="22"/>
-        </w:rPr>
-        <w:t xml:space="preserve">4월 11일 이후 약 24일 만에 활동이 재개되었다. 본 일자에는 서버 측 의존성 패키지를 대거 추가하고 server.js의 구조를 일부 조정하였다. 단일 커밋임에도 변경 규모가 800여 행에 달해, 백엔드 기능 확장을 위한 사전 준비 작업이었음을 시사한다.</w:t>
+        <w:t xml:space="preserve">2. 오늘의 목표</w:t>
+      </w:r>
+    </w:p>
+    <w:p>
+      <w:pPr>
+        <w:spacing w:after="140" w:line="320"/>
+      </w:pPr>
+      <w:r>
+        <w:rPr>
+          <w:sz w:val="22"/>
+          <w:szCs w:val="22"/>
+        </w:rPr>
+        <w:t xml:space="preserve">4월 11일에 손을 놓은 뒤 거의 한 달 만에 다시 프로젝트를 열었다. 오늘은 일단 환경부터 다시 살리고, 앞으로 쓸 라이브러리들을 미리 깔아두는 데에 시간을 쓰기로 했다.</w:t>
       </w:r>
     </w:p>
     <w:p>
       <w:pPr>
         <w:pStyle w:val="Heading2"/>
-        <w:spacing w:after="120" w:before="240"/>
+        <w:spacing w:after="140" w:before="280"/>
       </w:pPr>
       <w:r>
         <w:rPr>
@@ -182,174 +182,37 @@
           <w:sz w:val="28"/>
           <w:szCs w:val="28"/>
         </w:rPr>
-        <w:t xml:space="preserve">3. 정보영재성 관찰 (영재성 기준별 정리)</w:t>
-      </w:r>
-    </w:p>
-    <w:p>
-      <w:pPr>
-        <w:spacing w:after="120"/>
-      </w:pPr>
-      <w:r>
-        <w:rPr>
-          <w:sz w:val="22"/>
-          <w:szCs w:val="22"/>
-        </w:rPr>
-        <w:t xml:space="preserve">한국과학기술원/정보영재원의 영재성 판별 기준(창의성·문제해결력·과제집착력·전문성·협업)에 준하여 본 일자의 활동을 다음과 같이 정리한다.</w:t>
-      </w:r>
-    </w:p>
-    <w:tbl>
-      <w:tblPr>
-        <w:tblW w:type="pct" w:w="100%"/>
-        <w:tblBorders>
-          <w:top w:val="single" w:color="auto" w:sz="4"/>
-          <w:left w:val="single" w:color="auto" w:sz="4"/>
-          <w:bottom w:val="single" w:color="auto" w:sz="4"/>
-          <w:right w:val="single" w:color="auto" w:sz="4"/>
-          <w:insideH w:val="single" w:color="auto" w:sz="4"/>
-          <w:insideV w:val="single" w:color="auto" w:sz="4"/>
-        </w:tblBorders>
-      </w:tblPr>
-      <w:tblGrid>
-        <w:gridCol w:w="100"/>
-        <w:gridCol w:w="100"/>
-      </w:tblGrid>
-      <w:tr>
-        <w:tc>
-          <w:tcPr>
-            <w:tcW w:type="pct" w:w="30%"/>
-            <w:shd w:fill="E7E6E6" w:color="auto" w:val="clear"/>
-          </w:tcPr>
-          <w:p>
-            <w:r>
-              <w:rPr>
-                <w:b/>
-                <w:bCs/>
-              </w:rPr>
-              <w:t xml:space="preserve">평가 영역</w:t>
-            </w:r>
-          </w:p>
-        </w:tc>
-        <w:tc>
-          <w:tcPr>
-            <w:tcW w:type="pct" w:w="70%"/>
-            <w:shd w:fill="E7E6E6" w:color="auto" w:val="clear"/>
-          </w:tcPr>
-          <w:p>
-            <w:r>
-              <w:rPr>
-                <w:b/>
-                <w:bCs/>
-              </w:rPr>
-              <w:t xml:space="preserve">관찰 내용</w:t>
-            </w:r>
-          </w:p>
-        </w:tc>
-      </w:tr>
-      <w:tr>
-        <w:tc>
-          <w:p>
-            <w:r>
-              <w:rPr>
-                <w:b/>
-                <w:bCs/>
-              </w:rPr>
-              <w:t xml:space="preserve">창의성 (Creativity)</w:t>
-            </w:r>
-          </w:p>
-        </w:tc>
-        <w:tc>
-          <w:p>
-            <w:r>
-              <w:t xml:space="preserve">단순 정적 사이트가 아닌 실시간 데이터 처리가 가능한 백엔드를 갖춘 플랫폼으로 확장하기 위해, 필요 의존성을 사전에 폭넓게 검토·도입하는 선제적 접근을 시도하였다.</w:t>
-            </w:r>
-          </w:p>
-        </w:tc>
-      </w:tr>
-      <w:tr>
-        <w:tc>
-          <w:p>
-            <w:r>
-              <w:rPr>
-                <w:b/>
-                <w:bCs/>
-              </w:rPr>
-              <w:t xml:space="preserve">탐구·문제해결 (Inquiry &amp; Problem-solving)</w:t>
-            </w:r>
-          </w:p>
-        </w:tc>
-        <w:tc>
-          <w:p>
-            <w:r>
-              <w:t xml:space="preserve">추후 도입될 기능(Supabase 연동, 서버 모니터링, 실시간 통신 등)에 필요한 패키지를 분석하여 일괄적으로 의존성 트리에 편입하였다.</w:t>
-            </w:r>
-          </w:p>
-        </w:tc>
-      </w:tr>
-      <w:tr>
-        <w:tc>
-          <w:p>
-            <w:r>
-              <w:rPr>
-                <w:b/>
-                <w:bCs/>
-              </w:rPr>
-              <w:t xml:space="preserve">협업·의사소통 (Collaboration)</w:t>
-            </w:r>
-          </w:p>
-        </w:tc>
-        <w:tc>
-          <w:p>
-            <w:r>
-              <w:t xml:space="preserve">의존성 변경은 package.json과 package-lock.json에 모두 반영하여 팀원 간 환경 차이를 방지하였다.</w:t>
-            </w:r>
-          </w:p>
-        </w:tc>
-      </w:tr>
-      <w:tr>
-        <w:tc>
-          <w:p>
-            <w:r>
-              <w:rPr>
-                <w:b/>
-                <w:bCs/>
-              </w:rPr>
-              <w:t xml:space="preserve">지속성·자기주도성 (Persistence)</w:t>
-            </w:r>
-          </w:p>
-        </w:tc>
-        <w:tc>
-          <w:p>
-            <w:r>
-              <w:t xml:space="preserve">24일의 공백을 극복하고 재개한 첫 활동에서 단일 커밋으로 825행 규모의 변경을 통합하였다.</w:t>
-            </w:r>
-          </w:p>
-        </w:tc>
-      </w:tr>
-      <w:tr>
-        <w:tc>
-          <w:p>
-            <w:r>
-              <w:rPr>
-                <w:b/>
-                <w:bCs/>
-              </w:rPr>
-              <w:t xml:space="preserve">전문성·지식활용 (Expertise)</w:t>
-            </w:r>
-          </w:p>
-        </w:tc>
-        <w:tc>
-          <w:p>
-            <w:r>
-              <w:t xml:space="preserve">npm 의존성 관리, semver, lockfile의 역할에 대한 이해를 바탕으로 패키지 트리를 안정적으로 갱신하였다.</w:t>
-            </w:r>
-          </w:p>
-        </w:tc>
-      </w:tr>
-    </w:tbl>
+        <w:t xml:space="preserve">3. 진행 과정 및 사고</w:t>
+      </w:r>
+    </w:p>
+    <w:p>
+      <w:pPr>
+        <w:spacing w:after="140" w:line="320"/>
+      </w:pPr>
+      <w:r>
+        <w:rPr>
+          <w:sz w:val="22"/>
+          <w:szCs w:val="22"/>
+        </w:rPr>
+        <w:t xml:space="preserve">npm install부터 다시 돌렸는데 lockfile 충돌이 약간 있었다. 한 달 사이에 React가 패치 버전 업데이트되어 있어서 lockfile을 새로 만들었다. 그 다음에 앞으로 필요할 것 같은 패키지(Express, dotenv, CORS 등)를 한꺼번에 설치했다. 한 번에 800행이 넘게 lockfile에 추가됐는데, 의존성 트리가 이렇게 빠르게 커지는 게 신기해서 npm ls로 깊이를 한 번 찍어봤다.</w:t>
+      </w:r>
+    </w:p>
+    <w:p>
+      <w:pPr>
+        <w:spacing w:after="140" w:line="320"/>
+      </w:pPr>
+      <w:r>
+        <w:rPr>
+          <w:sz w:val="22"/>
+          <w:szCs w:val="22"/>
+        </w:rPr>
+        <w:t xml:space="preserve">그리고 server.js의 시작부 13행 정도를 다듬었다. 4월에 짠 코드를 다시 보니, dotenv를 require하기 전에 process.env를 참조하는 부분이 있어서 그것부터 수정했다.</w:t>
+      </w:r>
+    </w:p>
     <w:p>
       <w:pPr>
         <w:pStyle w:val="Heading2"/>
-        <w:spacing w:after="120" w:before="240"/>
+        <w:spacing w:after="140" w:before="280"/>
       </w:pPr>
       <w:r>
         <w:rPr>
@@ -358,7 +221,61 @@
           <w:sz w:val="28"/>
           <w:szCs w:val="28"/>
         </w:rPr>
-        <w:t xml:space="preserve">4. 커밋 상세</w:t>
+        <w:t xml:space="preserve">4. 알게 된 것</w:t>
+      </w:r>
+    </w:p>
+    <w:p>
+      <w:pPr>
+        <w:spacing w:after="140" w:line="320"/>
+      </w:pPr>
+      <w:r>
+        <w:rPr>
+          <w:sz w:val="22"/>
+          <w:szCs w:val="22"/>
+        </w:rPr>
+        <w:t xml:space="preserve">시간이 지난 뒤 자기 코드를 다시 보면 어색해 보이는 부분이 꼭 보인다. 그게 나쁜 게 아니라 그동안 내가 성장했다는 신호인 것 같다. 그리고 의존성을 한 번에 많이 깔아두면 lockfile 충돌이 줄어든다는 실용적인 팁도 체득했다.</w:t>
+      </w:r>
+    </w:p>
+    <w:p>
+      <w:pPr>
+        <w:pStyle w:val="Heading2"/>
+        <w:spacing w:after="140" w:before="280"/>
+      </w:pPr>
+      <w:r>
+        <w:rPr>
+          <w:b/>
+          <w:bCs/>
+          <w:sz w:val="28"/>
+          <w:szCs w:val="28"/>
+        </w:rPr>
+        <w:t xml:space="preserve">5. 다음에 할 일</w:t>
+      </w:r>
+    </w:p>
+    <w:p>
+      <w:pPr>
+        <w:spacing w:after="140" w:line="320"/>
+      </w:pPr>
+      <w:r>
+        <w:rPr>
+          <w:sz w:val="22"/>
+          <w:szCs w:val="22"/>
+        </w:rPr>
+        <w:t xml:space="preserve">다음 주에 학교 발표가 있는데, 그 전에 Supabase 연동까지는 끝내고 싶다.</w:t>
+      </w:r>
+    </w:p>
+    <w:p>
+      <w:pPr>
+        <w:pStyle w:val="Heading2"/>
+        <w:spacing w:after="140" w:before="280"/>
+      </w:pPr>
+      <w:r>
+        <w:rPr>
+          <w:b/>
+          <w:bCs/>
+          <w:sz w:val="28"/>
+          <w:szCs w:val="28"/>
+        </w:rPr>
+        <w:t xml:space="preserve">6. 커밋 기록</w:t>
       </w:r>
     </w:p>
     <w:tbl>
@@ -452,7 +369,7 @@
     <w:p>
       <w:pPr>
         <w:pStyle w:val="Heading2"/>
-        <w:spacing w:after="120" w:before="240"/>
+        <w:spacing w:after="140" w:before="280"/>
       </w:pPr>
       <w:r>
         <w:rPr>
@@ -461,7 +378,7 @@
           <w:sz w:val="28"/>
           <w:szCs w:val="28"/>
         </w:rPr>
-        <w:t xml:space="preserve">5. 산출물 (스크린샷)</w:t>
+        <w:t xml:space="preserve">7. 산출물 (작업 결과 화면)</w:t>
       </w:r>
     </w:p>
     <w:p>
@@ -523,7 +440,7 @@
           <w:sz w:val="18"/>
           <w:szCs w:val="18"/>
         </w:rPr>
-        <w:t xml:space="preserve">[그림] github_commits — 본 일자 작업의 결과로 동작 중인 페이지 (Puppeteer 자동 캡쳐, C:\Users\USER\LasLasgang\nine-tailed-fox\연구일지\screenshots\github_commits.png)</w:t>
+        <w:t xml:space="preserve">[그림] github_commits — 본 일자 작업의 결과로 동작 중인 페이지 (Puppeteer 자동 캡쳐)</w:t>
       </w:r>
     </w:p>
     <w:p>
@@ -585,34 +502,7 @@
           <w:sz w:val="18"/>
           <w:szCs w:val="18"/>
         </w:rPr>
-        <w:t xml:space="preserve">[그림] server_status — 본 일자 작업의 결과로 동작 중인 페이지 (Puppeteer 자동 캡쳐, C:\Users\USER\LasLasgang\nine-tailed-fox\연구일지\screenshots\server_status.png)</w:t>
-      </w:r>
-    </w:p>
-    <w:p>
-      <w:pPr>
-        <w:pStyle w:val="Heading2"/>
-        <w:spacing w:after="120" w:before="240"/>
-      </w:pPr>
-      <w:r>
-        <w:rPr>
-          <w:b/>
-          <w:bCs/>
-          <w:sz w:val="28"/>
-          <w:szCs w:val="28"/>
-        </w:rPr>
-        <w:t xml:space="preserve">6. 비고</w:t>
-      </w:r>
-    </w:p>
-    <w:p>
-      <w:pPr>
-        <w:spacing w:after="120"/>
-      </w:pPr>
-      <w:r>
-        <w:rPr>
-          <w:sz w:val="22"/>
-          <w:szCs w:val="22"/>
-        </w:rPr>
-        <w:t xml:space="preserve">커밋 메시지 "되겠지"로 기록되어, 동작 검증보다 우선 통합을 시도한 단계로 추정된다. 본 단계의 의존성 추가는 후속 일자(05-09)에 Supabase 연동으로 확장된다.</w:t>
+        <w:t xml:space="preserve">[그림] server_status — 본 일자 작업의 결과로 동작 중인 페이지 (Puppeteer 자동 캡쳐)</w:t>
       </w:r>
     </w:p>
     <w:p>
@@ -627,7 +517,7 @@
           <w:sz w:val="20"/>
           <w:szCs w:val="20"/>
         </w:rPr>
-        <w:t xml:space="preserve">— 작성: 이현준 · 배도훈 공동 연구원</w:t>
+        <w:t xml:space="preserve">— 작성: 이현준 · 배도훈 (공동 작성)</w:t>
       </w:r>
     </w:p>
     <w:sectPr>
